--- a/Diagrama-UML-Prueba Unitaria.docx
+++ b/Diagrama-UML-Prueba Unitaria.docx
@@ -241,9 +241,6 @@
       <w:r>
         <w:t xml:space="preserve"> $contador; </w:t>
       </w:r>
-      <w:r>
-        <w:t>Ç</w:t>
-      </w:r>
     </w:p>
     <w:p>
       <w:pPr>
@@ -278,6 +275,7 @@
       <w:r>
         <w:rPr>
           <w:rFonts w:ascii="Arial" w:eastAsia="Times New Roman" w:hAnsi="Arial" w:cs="Arial"/>
+          <w:noProof/>
           <w:kern w:val="0"/>
           <w:lang w:eastAsia="es-ES"/>
           <w14:ligatures w14:val="none"/>
@@ -977,20 +975,7 @@
           <w14:ligatures w14:val="none"/>
         </w:rPr>
         <w:lastRenderedPageBreak/>
-        <w:t>Identificador Caso 1</w:t>
-      </w:r>
-      <w:r>
-        <w:rPr>
-          <w:rFonts w:ascii="Calibri" w:eastAsia="Times New Roman" w:hAnsi="Calibri" w:cs="Calibri"/>
-          <w:b/>
-          <w:bCs/>
-          <w:kern w:val="0"/>
-          <w:sz w:val="36"/>
-          <w:szCs w:val="36"/>
-          <w:lang w:eastAsia="es-ES"/>
-          <w14:ligatures w14:val="none"/>
-        </w:rPr>
-        <w:t>:</w:t>
+        <w:t>Identificador Caso 1:</w:t>
       </w:r>
     </w:p>
     <w:p>
@@ -1500,19 +1485,7 @@
         <w:rPr>
           <w:rFonts w:ascii="Calibri" w:hAnsi="Calibri" w:cs="Calibri"/>
         </w:rPr>
-        <w:t xml:space="preserve">Ejecuta el código saltando el bucle y retornando directamente la </w:t>
-      </w:r>
-      <w:r>
-        <w:rPr>
-          <w:rFonts w:ascii="Calibri" w:hAnsi="Calibri" w:cs="Calibri"/>
-        </w:rPr>
-        <w:t>variable contadora</w:t>
-      </w:r>
-      <w:r>
-        <w:rPr>
-          <w:rFonts w:ascii="Calibri" w:hAnsi="Calibri" w:cs="Calibri"/>
-        </w:rPr>
-        <w:t>.</w:t>
+        <w:t>Ejecuta el código saltando el bucle y retornando directamente la variable contadora.</w:t>
       </w:r>
     </w:p>
     <w:p>
@@ -1597,33 +1570,7 @@
           <w:lang w:eastAsia="es-ES"/>
           <w14:ligatures w14:val="none"/>
         </w:rPr>
-        <w:t xml:space="preserve">Identificador Caso </w:t>
-      </w:r>
-      <w:r>
-        <w:rPr>
-          <w:rFonts w:ascii="Calibri" w:eastAsia="Times New Roman" w:hAnsi="Calibri" w:cs="Calibri"/>
-          <w:b/>
-          <w:bCs/>
-          <w:kern w:val="0"/>
-          <w:sz w:val="36"/>
-          <w:szCs w:val="36"/>
-          <w:lang w:eastAsia="es-ES"/>
-          <w14:ligatures w14:val="none"/>
-        </w:rPr>
-        <w:t>2</w:t>
-      </w:r>
-      <w:r>
-        <w:rPr>
-          <w:rFonts w:ascii="Calibri" w:eastAsia="Times New Roman" w:hAnsi="Calibri" w:cs="Calibri"/>
-          <w:b/>
-          <w:bCs/>
-          <w:kern w:val="0"/>
-          <w:sz w:val="36"/>
-          <w:szCs w:val="36"/>
-          <w:lang w:eastAsia="es-ES"/>
-          <w14:ligatures w14:val="none"/>
-        </w:rPr>
-        <w:t>:</w:t>
+        <w:t>Identificador Caso 2:</w:t>
       </w:r>
     </w:p>
     <w:p>
@@ -2318,33 +2265,7 @@
           <w:lang w:eastAsia="es-ES"/>
           <w14:ligatures w14:val="none"/>
         </w:rPr>
-        <w:t xml:space="preserve">Identificador Caso </w:t>
-      </w:r>
-      <w:r>
-        <w:rPr>
-          <w:rFonts w:ascii="Calibri" w:eastAsia="Times New Roman" w:hAnsi="Calibri" w:cs="Calibri"/>
-          <w:b/>
-          <w:bCs/>
-          <w:kern w:val="0"/>
-          <w:sz w:val="36"/>
-          <w:szCs w:val="36"/>
-          <w:lang w:eastAsia="es-ES"/>
-          <w14:ligatures w14:val="none"/>
-        </w:rPr>
-        <w:t>3</w:t>
-      </w:r>
-      <w:r>
-        <w:rPr>
-          <w:rFonts w:ascii="Calibri" w:eastAsia="Times New Roman" w:hAnsi="Calibri" w:cs="Calibri"/>
-          <w:b/>
-          <w:bCs/>
-          <w:kern w:val="0"/>
-          <w:sz w:val="36"/>
-          <w:szCs w:val="36"/>
-          <w:lang w:eastAsia="es-ES"/>
-          <w14:ligatures w14:val="none"/>
-        </w:rPr>
-        <w:t>:</w:t>
+        <w:t>Identificador Caso 3:</w:t>
       </w:r>
     </w:p>
     <w:p>
@@ -4101,6 +4022,7 @@
   <w:style w:type="character" w:default="1" w:styleId="Fuentedeprrafopredeter">
     <w:name w:val="Default Paragraph Font"/>
     <w:uiPriority w:val="1"/>
+    <w:semiHidden/>
     <w:unhideWhenUsed/>
   </w:style>
   <w:style w:type="table" w:default="1" w:styleId="Tablanormal">
